--- a/roteiros/marilyn-monroe/MarilynMonroe_Parte2.docx
+++ b/roteiros/marilyn-monroe/MarilynMonroe_Parte2.docx
@@ -63,7 +63,7 @@
         <w:rPr>
           <w:color w:val="000000"/>
         </w:rPr>
-        <w:t>Ele trabalhava numa unidade de filmes das forças armadas, que tinha como comandante um ator de Hollywood chamado Ronald Reagan. O futuro presidente dos Estados Unidos.</w:t>
+        <w:t>Ele servia numa unidade de filmes do exército. Segundo Conover, a ordem para aquelas fotos veio de um oficial da unidade, um ator de Hollywood chamado Ronald Reagan. O futuro presidente dos Estados Unidos.</w:t>
       </w:r>
     </w:p>
     <w:p>
@@ -127,7 +127,7 @@
         <w:rPr>
           <w:color w:val="000000"/>
         </w:rPr>
-        <w:t>Em poucos meses, o rosto dela estava na capa de dezenas de revistas. Nenhuma delas trazia o nome verdadeiro. Para os leitores, era só mais uma garota bonita de maiô.</w:t>
+        <w:t>Em poucos meses, o rosto dela estava na capa de dezenas de revistas. Para os leitores, era só mais uma garota bonita de maiô.</w:t>
       </w:r>
     </w:p>
     <w:p>
@@ -135,7 +135,7 @@
         <w:rPr>
           <w:color w:val="000000"/>
         </w:rPr>
-        <w:t>Só que havia um problema. Os estúdios de cinema não queriam contratar moças casadas. Uma esposa podia engravidar a qualquer momento e parar as filmagens.</w:t>
+        <w:t>Só que havia um problema. Segundo os biógrafos, os estúdios de cinema preferiam moças solteiras. Uma esposa podia engravidar a qualquer momento e parar as filmagens.</w:t>
       </w:r>
     </w:p>
     <w:p>
@@ -375,7 +375,7 @@
         <w:rPr>
           <w:color w:val="C00000"/>
         </w:rPr>
-        <w:t>Aquela foto de cinquenta dólares ia voltar para assombrar Marilyn. E ia cair nas mãos de um homem que enxergou nela uma mina de ouro. Mas, antes disso, outro homem entrou na vida dela. E foi ele quem a levou pela primeira vez para perto da morte.</w:t>
+        <w:t>Aquela foto de cinquenta dólares ia voltar para assombrar Marilyn. E ia cair nas mãos de um homem que enxergou nela uma mina de ouro. Mas, antes disso, outro homem entrou na vida dela. E foi a morte dele que deixou Marilyn, mais uma vez, à beira do abismo.</w:t>
       </w:r>
     </w:p>
     <w:p>
@@ -439,7 +439,7 @@
         <w:rPr>
           <w:color w:val="000000"/>
         </w:rPr>
-        <w:t>Em dezembro de mil novecentos e cinquenta, Hyde conseguiu para ela um novo contrato de sete anos com a Fox.</w:t>
+        <w:t>Em dezembro de mil novecentos e cinquenta, Hyde conseguiu para ela um novo contrato com a Fox.</w:t>
       </w:r>
     </w:p>
     <w:p>
@@ -543,7 +543,7 @@
         <w:rPr>
           <w:color w:val="000000"/>
         </w:rPr>
-        <w:t>Chamou uma repórter da agência United Press, Aline Mosby, e contou a verdade. Disse que estava sem dinheiro, que devia o aluguel e que precisava dos cinquenta dólares.</w:t>
+        <w:t>Chamou uma repórter da agência United Press, Aline Mosby, e contou a verdade. Disse que estava sem dinheiro e que precisava daqueles cinquenta dólares.</w:t>
       </w:r>
     </w:p>
     <w:p>
@@ -559,7 +559,7 @@
         <w:rPr>
           <w:color w:val="000000"/>
         </w:rPr>
-        <w:t>Na mesma época, veio outra revelação. Os jornais descobriram que a mãe de Marilyn estava viva. O estúdio tinha espalhado a versão de que ela era órfã.</w:t>
+        <w:t>Na mesma época, veio outra revelação. Os jornais descobriram que a mãe de Marilyn estava viva. Até ali, o público acreditava que Marilyn era órfã.</w:t>
       </w:r>
     </w:p>
     <w:p>
@@ -687,7 +687,7 @@
         <w:rPr>
           <w:color w:val="000000"/>
         </w:rPr>
-        <w:t>Quando pediu um camarim à altura, conta-se que ouviu do estúdio que ainda não era uma estrela. Ela respondeu que, estrela ou não, era a loira do filme.</w:t>
+        <w:t>Quando pediu um camarim à altura, ouviu do estúdio que ainda não era uma estrela. Segundo a história que ela mesma repetia, respondeu: "Seja como for, eu sou a loira."</w:t>
       </w:r>
     </w:p>
     <w:p>

--- a/roteiros/marilyn-monroe/MarilynMonroe_Parte2.docx
+++ b/roteiros/marilyn-monroe/MarilynMonroe_Parte2.docx
@@ -135,7 +135,7 @@
         <w:rPr>
           <w:color w:val="000000"/>
         </w:rPr>
-        <w:t>Só que havia um problema. Segundo os biógrafos, os estúdios de cinema preferiam moças solteiras. Uma esposa podia engravidar a qualquer momento e parar as filmagens.</w:t>
+        <w:t>Havia um problema. Segundo os biógrafos, os estúdios de cinema preferiam moças solteiras. Uma esposa podia engravidar a qualquer momento e parar as filmagens.</w:t>
       </w:r>
     </w:p>
     <w:p>
@@ -263,6 +263,38 @@
         <w:rPr>
           <w:color w:val="000000"/>
         </w:rPr>
+        <w:t>Na Columbia, ela se apaixonou pelo professor de canto do estúdio, Fred Karger. Era a primeira vez que se entregava de verdade a alguém.</w:t>
+      </w:r>
+    </w:p>
+    <w:p>
+      <w:r>
+        <w:rPr>
+          <w:color w:val="000000"/>
+        </w:rPr>
+        <w:t>Karger era divorciado e tinha um filho pequeno. Segundo biógrafos, ele deixou claro que nunca se casaria com ela. E disse por quê. Achava que Marilyn não servia para criar o filho dele, caso ele morresse.</w:t>
+      </w:r>
+    </w:p>
+    <w:p>
+      <w:r>
+        <w:rPr>
+          <w:color w:val="000000"/>
+        </w:rPr>
+        <w:t>Ela contou essa frase a amigos durante anos.</w:t>
+      </w:r>
+    </w:p>
+    <w:p>
+      <w:r>
+        <w:rPr>
+          <w:color w:val="000000"/>
+        </w:rPr>
+        <w:t>Morava num quarto do Studio Club, um pensionato de Hollywood para moças que sonhavam em ser atrizes. Dividia o banheiro com dezenas de outras garotas que tinham o mesmo sonho.</w:t>
+      </w:r>
+    </w:p>
+    <w:p>
+      <w:r>
+        <w:rPr>
+          <w:color w:val="000000"/>
+        </w:rPr>
         <w:t>Aos vinte e dois anos, Marilyn Monroe estava sem estúdio e morando em quartos alugados.</w:t>
       </w:r>
     </w:p>
@@ -279,7 +311,7 @@
         <w:rPr>
           <w:color w:val="C00000"/>
         </w:rPr>
-        <w:t>Guarde este momento da vida dela. Porque foi nessa fase, sem dinheiro nenhum, que Marilyn aceitou um trabalho que parecia inofensivo. Um trabalho de uma tarde, que ia render cinquenta dólares a ela. E milhões para outras pessoas.</w:t>
+        <w:t>Foi nessa fase, sem dinheiro nenhum, que Marilyn aceitou um trabalho que parecia inofensivo. Um trabalho de uma tarde, que ia render cinquenta dólares a ela. E milhões para outras pessoas.</w:t>
       </w:r>
     </w:p>
     <w:p>
@@ -495,7 +527,7 @@
         <w:rPr>
           <w:color w:val="C00000"/>
         </w:rPr>
-        <w:t>Imagine por um momento o que passava na cabeça dela. Tinha acabado de perder o único homem que lutava por ela em Hollywood. E, em pouco mais de um ano, a foto do veludo vermelho ia sair das barbearias e cair na primeira página dos jornais.</w:t>
+        <w:t>Ela tinha acabado de perder o único homem que lutava por ela em Hollywood. E ainda não sabia que, em pouco mais de um ano, a foto do veludo vermelho ia sair das barbearias e cair na primeira página dos jornais.</w:t>
       </w:r>
     </w:p>
     <w:p>
@@ -647,7 +679,7 @@
         <w:rPr>
           <w:color w:val="000000"/>
         </w:rPr>
-        <w:t>Só que o dinheiro não ia para ela.</w:t>
+        <w:t>O dinheiro, porém, não ia para ela.</w:t>
       </w:r>
     </w:p>
     <w:p>
